--- a/por/docx/38.content.docx
+++ b/por/docx/38.content.docx
@@ -19,7 +19,7 @@
         <w:rPr>
           <w:lang w:val="pt_PT" w:bidi="pt_PT"/>
         </w:rPr>
-        <w:t>Resource: Notas de Estudo - Introduções aos Livros (Tyndale)</w:t>
+        <w:t>Resource: Tyndale Open Study Notes</w:t>
       </w:r>
       <w:r>
         <w:rPr>
@@ -112,7 +112,7 @@
         <w:rPr>
           <w:lang w:val="pt_PT" w:bidi="pt_PT"/>
         </w:rPr>
-        <w:t>Notas de Estudo - Introduções aos Livros (Tyndale)</w:t>
+        <w:t>Tyndale Open Study Notes</w:t>
       </w:r>
     </w:p>
     <w:p>

--- a/por/docx/38.content.docx
+++ b/por/docx/38.content.docx
@@ -19,7 +19,7 @@
         <w:rPr>
           <w:lang w:val="pt_PT" w:bidi="pt_PT"/>
         </w:rPr>
-        <w:t>Resource: Tyndale Open Study Notes</w:t>
+        <w:t>Resource: Aquifer Open Study Notes (Book Intros)</w:t>
       </w:r>
       <w:r>
         <w:rPr>
@@ -112,7 +112,7 @@
         <w:rPr>
           <w:lang w:val="pt_PT" w:bidi="pt_PT"/>
         </w:rPr>
-        <w:t>Tyndale Open Study Notes</w:t>
+        <w:t>Aquifer Open Study Notes (Book Intros)</w:t>
       </w:r>
     </w:p>
     <w:p>

--- a/por/docx/38.content.docx
+++ b/por/docx/38.content.docx
@@ -258,72 +258,48 @@
         </w:rPr>
         <w:t xml:space="preserve">Ciro, rei da Pérsia, emitiu um decreto em 538 a.C. permitindo que os povos conquistados, que haviam sido deportados pelos babilônios, retornassem às suas terras natais (veja </w:t>
       </w:r>
-      <w:hyperlink r:id="rId13">
-        <w:r>
-          <w:rPr>
-            <w:lang w:val="pt_PT" w:bidi="pt_PT"/>
-          </w:rPr>
-          <w:rPr>
-            <w:color w:val="0000EE"/>
-            <w:u w:val="single"/>
-          </w:rPr>
-          <w:t>Ed 1.1–11</w:t>
-        </w:r>
-      </w:hyperlink>
+      <w:r>
+        <w:rPr>
+          <w:lang w:val="pt_PT" w:bidi="pt_PT"/>
+        </w:rPr>
+        <w:t>Ed 1.1–11</w:t>
+      </w:r>
       <w:r>
         <w:rPr>
           <w:lang w:val="pt_PT" w:bidi="pt_PT"/>
         </w:rPr>
         <w:t>). Os primeiros judeus a retornar a Jerusalém foram liderados por Sesbazar, o primeiro governador da comunidade restaurada (</w:t>
       </w:r>
-      <w:hyperlink r:id="rId14">
-        <w:r>
-          <w:rPr>
-            <w:lang w:val="pt_PT" w:bidi="pt_PT"/>
-          </w:rPr>
-          <w:rPr>
-            <w:color w:val="0000EE"/>
-            <w:u w:val="single"/>
-          </w:rPr>
-          <w:t>Ed 1.5–11</w:t>
-        </w:r>
-      </w:hyperlink>
+      <w:r>
+        <w:rPr>
+          <w:lang w:val="pt_PT" w:bidi="pt_PT"/>
+        </w:rPr>
+        <w:t>Ed 1.5–11</w:t>
+      </w:r>
       <w:r>
         <w:rPr>
           <w:lang w:val="pt_PT" w:bidi="pt_PT"/>
         </w:rPr>
         <w:t xml:space="preserve">). Durante sua administração, os judeus que retornaram lançaram os alicerces para um novo Templo (538–536 a.C.; veja </w:t>
       </w:r>
-      <w:hyperlink r:id="rId15">
-        <w:r>
-          <w:rPr>
-            <w:lang w:val="pt_PT" w:bidi="pt_PT"/>
-          </w:rPr>
-          <w:rPr>
-            <w:color w:val="0000EE"/>
-            <w:u w:val="single"/>
-          </w:rPr>
-          <w:t>Ed 5.16</w:t>
-        </w:r>
-      </w:hyperlink>
+      <w:r>
+        <w:rPr>
+          <w:lang w:val="pt_PT" w:bidi="pt_PT"/>
+        </w:rPr>
+        <w:t>Ed 5.16</w:t>
+      </w:r>
       <w:r>
         <w:rPr>
           <w:lang w:val="pt_PT" w:bidi="pt_PT"/>
         </w:rPr>
         <w:t xml:space="preserve">), mas logo abandonaram o projeto. O local de construção ficou negligenciado por quase duas décadas, enquanto o povo enfrentava dificuldades econômicas, opressão política, assédio e esterilidade espiritual (veja </w:t>
       </w:r>
-      <w:hyperlink r:id="rId16">
-        <w:r>
-          <w:rPr>
-            <w:lang w:val="pt_PT" w:bidi="pt_PT"/>
-          </w:rPr>
-          <w:rPr>
-            <w:color w:val="0000EE"/>
-            <w:u w:val="single"/>
-          </w:rPr>
-          <w:t>Ag 1–2</w:t>
-        </w:r>
-      </w:hyperlink>
+      <w:r>
+        <w:rPr>
+          <w:lang w:val="pt_PT" w:bidi="pt_PT"/>
+        </w:rPr>
+        <w:t>Ag 1–2</w:t>
+      </w:r>
       <w:r>
         <w:rPr>
           <w:lang w:val="pt_PT" w:bidi="pt_PT"/>
@@ -344,90 +320,60 @@
         </w:rPr>
         <w:t>Em resposta à sua aflição, Deus levantou dois profetas para iniciar a reconstrução física e a renovação espiritual de Jerusalém. O profeta Ageu, que pregou por apenas quatro meses no final de 520 a.C., desafiou a comunidade hebraica a reconstruir o Templo de Jerusalém. O povo respondeu favoravelmente à mensagem de Ageu e começou a reconstruir o Templo do Senhor naquele ano (</w:t>
       </w:r>
-      <w:hyperlink r:id="rId17">
-        <w:r>
-          <w:rPr>
-            <w:lang w:val="pt_PT" w:bidi="pt_PT"/>
-          </w:rPr>
-          <w:rPr>
-            <w:color w:val="0000EE"/>
-            <w:u w:val="single"/>
-          </w:rPr>
-          <w:t>Ag 1.12–15</w:t>
-        </w:r>
-      </w:hyperlink>
+      <w:r>
+        <w:rPr>
+          <w:lang w:val="pt_PT" w:bidi="pt_PT"/>
+        </w:rPr>
+        <w:t>Ag 1.12–15</w:t>
+      </w:r>
       <w:r>
         <w:rPr>
           <w:lang w:val="pt_PT" w:bidi="pt_PT"/>
         </w:rPr>
         <w:t>). O profeta Zacarias complementou a mensagem de Ageu ao convocar a renovação espiritual do povo de Deus (</w:t>
       </w:r>
-      <w:hyperlink r:id="rId18">
-        <w:r>
-          <w:rPr>
-            <w:lang w:val="pt_PT" w:bidi="pt_PT"/>
-          </w:rPr>
-          <w:rPr>
-            <w:color w:val="0000EE"/>
-            <w:u w:val="single"/>
-          </w:rPr>
-          <w:t>1.3–6</w:t>
-        </w:r>
-      </w:hyperlink>
+      <w:r>
+        <w:rPr>
+          <w:lang w:val="pt_PT" w:bidi="pt_PT"/>
+        </w:rPr>
+        <w:t>1.3–6</w:t>
+      </w:r>
       <w:r>
         <w:rPr>
           <w:lang w:val="pt_PT" w:bidi="pt_PT"/>
         </w:rPr>
         <w:t xml:space="preserve">; </w:t>
       </w:r>
-      <w:hyperlink r:id="rId19">
-        <w:r>
-          <w:rPr>
-            <w:lang w:val="pt_PT" w:bidi="pt_PT"/>
-          </w:rPr>
-          <w:rPr>
-            <w:color w:val="0000EE"/>
-            <w:u w:val="single"/>
-          </w:rPr>
-          <w:t>7.8–14</w:t>
-        </w:r>
-      </w:hyperlink>
+      <w:r>
+        <w:rPr>
+          <w:lang w:val="pt_PT" w:bidi="pt_PT"/>
+        </w:rPr>
+        <w:t>7.8–14</w:t>
+      </w:r>
       <w:r>
         <w:rPr>
           <w:lang w:val="pt_PT" w:bidi="pt_PT"/>
         </w:rPr>
         <w:t>). O ministério de Zacarias em Jerusalém durou pelo menos dois anos. A reconstrução do Templo foi concluída em março de 515 a.C. durante o reinado do rei persa Dario I (</w:t>
       </w:r>
-      <w:hyperlink r:id="rId20">
-        <w:r>
-          <w:rPr>
-            <w:lang w:val="pt_PT" w:bidi="pt_PT"/>
-          </w:rPr>
-          <w:rPr>
-            <w:color w:val="0000EE"/>
-            <w:u w:val="single"/>
-          </w:rPr>
-          <w:t>Ed 5.2</w:t>
-        </w:r>
-      </w:hyperlink>
+      <w:r>
+        <w:rPr>
+          <w:lang w:val="pt_PT" w:bidi="pt_PT"/>
+        </w:rPr>
+        <w:t>Ed 5.2</w:t>
+      </w:r>
       <w:r>
         <w:rPr>
           <w:lang w:val="pt_PT" w:bidi="pt_PT"/>
         </w:rPr>
         <w:t xml:space="preserve">; </w:t>
       </w:r>
-      <w:hyperlink r:id="rId21">
-        <w:r>
-          <w:rPr>
-            <w:lang w:val="pt_PT" w:bidi="pt_PT"/>
-          </w:rPr>
-          <w:rPr>
-            <w:color w:val="0000EE"/>
-            <w:u w:val="single"/>
-          </w:rPr>
-          <w:t>6.13–18</w:t>
-        </w:r>
-      </w:hyperlink>
+      <w:r>
+        <w:rPr>
+          <w:lang w:val="pt_PT" w:bidi="pt_PT"/>
+        </w:rPr>
+        <w:t>6.13–18</w:t>
+      </w:r>
       <w:r>
         <w:rPr>
           <w:lang w:val="pt_PT" w:bidi="pt_PT"/>
@@ -473,54 +419,36 @@
         </w:rPr>
         <w:t>O povo de Judá estava cometendo pecados sociais e morais flagrantes; eles eram passivamente rebeldes e espiritualmente apáticos. Zacarias chamou o povo a retornar a Deus através de um arrependimento genuíno (</w:t>
       </w:r>
-      <w:hyperlink r:id="rId22">
-        <w:r>
-          <w:rPr>
-            <w:lang w:val="pt_PT" w:bidi="pt_PT"/>
-          </w:rPr>
-          <w:rPr>
-            <w:color w:val="0000EE"/>
-            <w:u w:val="single"/>
-          </w:rPr>
-          <w:t>Zc 1.3–5</w:t>
-        </w:r>
-      </w:hyperlink>
+      <w:r>
+        <w:rPr>
+          <w:lang w:val="pt_PT" w:bidi="pt_PT"/>
+        </w:rPr>
+        <w:t>Zc 1.3–5</w:t>
+      </w:r>
       <w:r>
         <w:rPr>
           <w:lang w:val="pt_PT" w:bidi="pt_PT"/>
         </w:rPr>
         <w:t>). Somente a renovação espiritual poderia fomentar a verdadeira adoração e o culto sincero no Templo, que estava em construção. Apenas a obediência ao Senhor traria a tão esperada bênção, prosperidade e justiça da era messiânica (</w:t>
       </w:r>
-      <w:hyperlink r:id="rId23">
-        <w:r>
-          <w:rPr>
-            <w:lang w:val="pt_PT" w:bidi="pt_PT"/>
-          </w:rPr>
-          <w:rPr>
-            <w:color w:val="0000EE"/>
-            <w:u w:val="single"/>
-          </w:rPr>
-          <w:t>6.9–15</w:t>
-        </w:r>
-      </w:hyperlink>
+      <w:r>
+        <w:rPr>
+          <w:lang w:val="pt_PT" w:bidi="pt_PT"/>
+        </w:rPr>
+        <w:t>6.9–15</w:t>
+      </w:r>
       <w:r>
         <w:rPr>
           <w:lang w:val="pt_PT" w:bidi="pt_PT"/>
         </w:rPr>
         <w:t xml:space="preserve">; </w:t>
       </w:r>
-      <w:hyperlink r:id="rId24">
-        <w:r>
-          <w:rPr>
-            <w:lang w:val="pt_PT" w:bidi="pt_PT"/>
-          </w:rPr>
-          <w:rPr>
-            <w:color w:val="0000EE"/>
-            <w:u w:val="single"/>
-          </w:rPr>
-          <w:t>8.13</w:t>
-        </w:r>
-      </w:hyperlink>
+      <w:r>
+        <w:rPr>
+          <w:lang w:val="pt_PT" w:bidi="pt_PT"/>
+        </w:rPr>
+        <w:t>8.13</w:t>
+      </w:r>
       <w:r>
         <w:rPr>
           <w:lang w:val="pt_PT" w:bidi="pt_PT"/>
@@ -541,72 +469,48 @@
         </w:rPr>
         <w:t>O plano de Deus para fazer o bem a Jerusalém estava condicionado à adesão da comunidade às leis de Deus, especialmente aquelas que regiam o tratamento entre eles (</w:t>
       </w:r>
-      <w:hyperlink r:id="rId25">
-        <w:r>
-          <w:rPr>
-            <w:lang w:val="pt_PT" w:bidi="pt_PT"/>
-          </w:rPr>
-          <w:rPr>
-            <w:color w:val="0000EE"/>
-            <w:u w:val="single"/>
-          </w:rPr>
-          <w:t>7.8–12</w:t>
-        </w:r>
-      </w:hyperlink>
+      <w:r>
+        <w:rPr>
+          <w:lang w:val="pt_PT" w:bidi="pt_PT"/>
+        </w:rPr>
+        <w:t>7.8–12</w:t>
+      </w:r>
       <w:r>
         <w:rPr>
           <w:lang w:val="pt_PT" w:bidi="pt_PT"/>
         </w:rPr>
         <w:t xml:space="preserve">; </w:t>
       </w:r>
-      <w:hyperlink r:id="rId26">
-        <w:r>
-          <w:rPr>
-            <w:lang w:val="pt_PT" w:bidi="pt_PT"/>
-          </w:rPr>
-          <w:rPr>
-            <w:color w:val="0000EE"/>
-            <w:u w:val="single"/>
-          </w:rPr>
-          <w:t>8.14–17</w:t>
-        </w:r>
-      </w:hyperlink>
+      <w:r>
+        <w:rPr>
+          <w:lang w:val="pt_PT" w:bidi="pt_PT"/>
+        </w:rPr>
+        <w:t>8.14–17</w:t>
+      </w:r>
       <w:r>
         <w:rPr>
           <w:lang w:val="pt_PT" w:bidi="pt_PT"/>
         </w:rPr>
         <w:t>). Antes que as outras nações buscassem o Senhor em Jerusalém, Israel precisava buscar o favor de Deus, agir com justiça e mostrar bondade e misericórdia às viúvas, órfãos e estrangeiros (</w:t>
       </w:r>
-      <w:hyperlink r:id="rId27">
-        <w:r>
-          <w:rPr>
-            <w:lang w:val="pt_PT" w:bidi="pt_PT"/>
-          </w:rPr>
-          <w:rPr>
-            <w:color w:val="0000EE"/>
-            <w:u w:val="single"/>
-          </w:rPr>
-          <w:t>7.9–10</w:t>
-        </w:r>
-      </w:hyperlink>
+      <w:r>
+        <w:rPr>
+          <w:lang w:val="pt_PT" w:bidi="pt_PT"/>
+        </w:rPr>
+        <w:t>7.9–10</w:t>
+      </w:r>
       <w:r>
         <w:rPr>
           <w:lang w:val="pt_PT" w:bidi="pt_PT"/>
         </w:rPr>
         <w:t xml:space="preserve">; </w:t>
       </w:r>
-      <w:hyperlink r:id="rId28">
-        <w:r>
-          <w:rPr>
-            <w:lang w:val="pt_PT" w:bidi="pt_PT"/>
-          </w:rPr>
-          <w:rPr>
-            <w:color w:val="0000EE"/>
-            <w:u w:val="single"/>
-          </w:rPr>
-          <w:t>14.16–21</w:t>
-        </w:r>
-      </w:hyperlink>
+      <w:r>
+        <w:rPr>
+          <w:lang w:val="pt_PT" w:bidi="pt_PT"/>
+        </w:rPr>
+        <w:t>14.16–21</w:t>
+      </w:r>
       <w:r>
         <w:rPr>
           <w:lang w:val="pt_PT" w:bidi="pt_PT"/>
@@ -638,108 +542,72 @@
         </w:rPr>
         <w:t>O livro de Zacarias não menciona explicitamente sua autoria, mas é provável que Zacarias tenha escrito seus próprios sermões. A inscrição (</w:t>
       </w:r>
-      <w:hyperlink r:id="rId29">
-        <w:r>
-          <w:rPr>
-            <w:lang w:val="pt_PT" w:bidi="pt_PT"/>
-          </w:rPr>
-          <w:rPr>
-            <w:color w:val="0000EE"/>
-            <w:u w:val="single"/>
-          </w:rPr>
-          <w:t>1.1</w:t>
-        </w:r>
-      </w:hyperlink>
+      <w:r>
+        <w:rPr>
+          <w:lang w:val="pt_PT" w:bidi="pt_PT"/>
+        </w:rPr>
+        <w:t>1.1</w:t>
+      </w:r>
       <w:r>
         <w:rPr>
           <w:lang w:val="pt_PT" w:bidi="pt_PT"/>
         </w:rPr>
         <w:t>) identifica Zacarias como filho de Berequias e neto de Ido, como Esdras confirma (</w:t>
       </w:r>
-      <w:hyperlink r:id="rId30">
-        <w:r>
-          <w:rPr>
-            <w:lang w:val="pt_PT" w:bidi="pt_PT"/>
-          </w:rPr>
-          <w:rPr>
-            <w:color w:val="0000EE"/>
-            <w:u w:val="single"/>
-          </w:rPr>
-          <w:t>Ed 5.1</w:t>
-        </w:r>
-      </w:hyperlink>
+      <w:r>
+        <w:rPr>
+          <w:lang w:val="pt_PT" w:bidi="pt_PT"/>
+        </w:rPr>
+        <w:t>Ed 5.1</w:t>
+      </w:r>
       <w:r>
         <w:rPr>
           <w:lang w:val="pt_PT" w:bidi="pt_PT"/>
         </w:rPr>
         <w:t xml:space="preserve">; </w:t>
       </w:r>
-      <w:hyperlink r:id="rId31">
-        <w:r>
-          <w:rPr>
-            <w:lang w:val="pt_PT" w:bidi="pt_PT"/>
-          </w:rPr>
-          <w:rPr>
-            <w:color w:val="0000EE"/>
-            <w:u w:val="single"/>
-          </w:rPr>
-          <w:t>6.14</w:t>
-        </w:r>
-      </w:hyperlink>
+      <w:r>
+        <w:rPr>
+          <w:lang w:val="pt_PT" w:bidi="pt_PT"/>
+        </w:rPr>
+        <w:t>6.14</w:t>
+      </w:r>
       <w:r>
         <w:rPr>
           <w:lang w:val="pt_PT" w:bidi="pt_PT"/>
         </w:rPr>
         <w:t>). Neemias nos informa que Ido retornou a Jerusalém do exílio na Babilônia com Zorobabel e Jesua (</w:t>
       </w:r>
-      <w:hyperlink r:id="rId32">
-        <w:r>
-          <w:rPr>
-            <w:lang w:val="pt_PT" w:bidi="pt_PT"/>
-          </w:rPr>
-          <w:rPr>
-            <w:color w:val="0000EE"/>
-            <w:u w:val="single"/>
-          </w:rPr>
-          <w:t>Ne 12.4</w:t>
-        </w:r>
-      </w:hyperlink>
+      <w:r>
+        <w:rPr>
+          <w:lang w:val="pt_PT" w:bidi="pt_PT"/>
+        </w:rPr>
+        <w:t>Ne 12.4</w:t>
+      </w:r>
       <w:r>
         <w:rPr>
           <w:lang w:val="pt_PT" w:bidi="pt_PT"/>
         </w:rPr>
         <w:t>). Neemias também lista Zacarias como o chefe da família de sacerdotes descendentes de Ido (</w:t>
       </w:r>
-      <w:hyperlink r:id="rId33">
-        <w:r>
-          <w:rPr>
-            <w:lang w:val="pt_PT" w:bidi="pt_PT"/>
-          </w:rPr>
-          <w:rPr>
-            <w:color w:val="0000EE"/>
-            <w:u w:val="single"/>
-          </w:rPr>
-          <w:t>Ne 12.1</w:t>
-        </w:r>
-      </w:hyperlink>
+      <w:r>
+        <w:rPr>
+          <w:lang w:val="pt_PT" w:bidi="pt_PT"/>
+        </w:rPr>
+        <w:t>Ne 12.1</w:t>
+      </w:r>
       <w:r>
         <w:rPr>
           <w:lang w:val="pt_PT" w:bidi="pt_PT"/>
         </w:rPr>
         <w:t xml:space="preserve">, </w:t>
       </w:r>
-      <w:hyperlink r:id="rId34">
-        <w:r>
-          <w:rPr>
-            <w:lang w:val="pt_PT" w:bidi="pt_PT"/>
-          </w:rPr>
-          <w:rPr>
-            <w:color w:val="0000EE"/>
-            <w:u w:val="single"/>
-          </w:rPr>
-          <w:t>16</w:t>
-        </w:r>
-      </w:hyperlink>
+      <w:r>
+        <w:rPr>
+          <w:lang w:val="pt_PT" w:bidi="pt_PT"/>
+        </w:rPr>
+        <w:t>16</w:t>
+      </w:r>
       <w:r>
         <w:rPr>
           <w:lang w:val="pt_PT" w:bidi="pt_PT"/>
@@ -771,54 +639,36 @@
         </w:rPr>
         <w:t>O ministério de Zacarias começou apenas dois meses após o de Ageu, em 520 a.C. A última mensagem datada de Zacarias foi entregue em 518 a.C. A primeira parte do livro (</w:t>
       </w:r>
-      <w:hyperlink r:id="rId35">
-        <w:r>
-          <w:rPr>
-            <w:lang w:val="pt_PT" w:bidi="pt_PT"/>
-          </w:rPr>
-          <w:rPr>
-            <w:color w:val="0000EE"/>
-            <w:u w:val="single"/>
-          </w:rPr>
-          <w:t>caps. 1–8</w:t>
-        </w:r>
-      </w:hyperlink>
+      <w:r>
+        <w:rPr>
+          <w:lang w:val="pt_PT" w:bidi="pt_PT"/>
+        </w:rPr>
+        <w:t>caps. 1–8</w:t>
+      </w:r>
       <w:r>
         <w:rPr>
           <w:lang w:val="pt_PT" w:bidi="pt_PT"/>
         </w:rPr>
         <w:t xml:space="preserve">) provavelmente foi escrita entre 520 e 515 a.C., já que Zacarias não faz referência à conclusão e dedicação do Templo de Jerusalém em 515 a.C. (veja </w:t>
       </w:r>
-      <w:hyperlink r:id="rId36">
-        <w:r>
-          <w:rPr>
-            <w:lang w:val="pt_PT" w:bidi="pt_PT"/>
-          </w:rPr>
-          <w:rPr>
-            <w:color w:val="0000EE"/>
-            <w:u w:val="single"/>
-          </w:rPr>
-          <w:t>Ed 6.13–22</w:t>
-        </w:r>
-      </w:hyperlink>
+      <w:r>
+        <w:rPr>
+          <w:lang w:val="pt_PT" w:bidi="pt_PT"/>
+        </w:rPr>
+        <w:t>Ed 6.13–22</w:t>
+      </w:r>
       <w:r>
         <w:rPr>
           <w:lang w:val="pt_PT" w:bidi="pt_PT"/>
         </w:rPr>
         <w:t>). As mensagens não datadas de Zacarias (</w:t>
       </w:r>
-      <w:hyperlink r:id="rId37">
-        <w:r>
-          <w:rPr>
-            <w:lang w:val="pt_PT" w:bidi="pt_PT"/>
-          </w:rPr>
-          <w:rPr>
-            <w:color w:val="0000EE"/>
-            <w:u w:val="single"/>
-          </w:rPr>
-          <w:t>caps. 9–14</w:t>
-        </w:r>
-      </w:hyperlink>
+      <w:r>
+        <w:rPr>
+          <w:lang w:val="pt_PT" w:bidi="pt_PT"/>
+        </w:rPr>
+        <w:t>caps. 9–14</w:t>
+      </w:r>
       <w:r>
         <w:rPr>
           <w:lang w:val="pt_PT" w:bidi="pt_PT"/>
@@ -839,36 +689,24 @@
         </w:rPr>
         <w:t xml:space="preserve">Alguns estudiosos bíblicos atribuem </w:t>
       </w:r>
-      <w:hyperlink r:id="rId38">
-        <w:r>
-          <w:rPr>
-            <w:lang w:val="pt_PT" w:bidi="pt_PT"/>
-          </w:rPr>
-          <w:rPr>
-            <w:color w:val="0000EE"/>
-            <w:u w:val="single"/>
-          </w:rPr>
-          <w:t>os capítulos 9–11</w:t>
-        </w:r>
-      </w:hyperlink>
+      <w:r>
+        <w:rPr>
+          <w:lang w:val="pt_PT" w:bidi="pt_PT"/>
+        </w:rPr>
+        <w:t>os capítulos 9–11</w:t>
+      </w:r>
       <w:r>
         <w:rPr>
           <w:lang w:val="pt_PT" w:bidi="pt_PT"/>
         </w:rPr>
         <w:t xml:space="preserve"> a um “Segundo Zacarias” e </w:t>
       </w:r>
-      <w:hyperlink r:id="rId39">
-        <w:r>
-          <w:rPr>
-            <w:lang w:val="pt_PT" w:bidi="pt_PT"/>
-          </w:rPr>
-          <w:rPr>
-            <w:color w:val="0000EE"/>
-            <w:u w:val="single"/>
-          </w:rPr>
-          <w:t>os capítulos 12–14</w:t>
-        </w:r>
-      </w:hyperlink>
+      <w:r>
+        <w:rPr>
+          <w:lang w:val="pt_PT" w:bidi="pt_PT"/>
+        </w:rPr>
+        <w:t>os capítulos 12–14</w:t>
+      </w:r>
       <w:r>
         <w:rPr>
           <w:lang w:val="pt_PT" w:bidi="pt_PT"/>
@@ -900,72 +738,48 @@
         </w:rPr>
         <w:t>As mensagens de Zacarias foram destinadas às pessoas que viviam em Jerusalém e arredores após seu retorno do exílio (</w:t>
       </w:r>
-      <w:hyperlink r:id="rId40">
-        <w:r>
-          <w:rPr>
-            <w:lang w:val="pt_PT" w:bidi="pt_PT"/>
-          </w:rPr>
-          <w:rPr>
-            <w:color w:val="0000EE"/>
-            <w:u w:val="single"/>
-          </w:rPr>
-          <w:t>1.3</w:t>
-        </w:r>
-      </w:hyperlink>
+      <w:r>
+        <w:rPr>
+          <w:lang w:val="pt_PT" w:bidi="pt_PT"/>
+        </w:rPr>
+        <w:t>1.3</w:t>
+      </w:r>
       <w:r>
         <w:rPr>
           <w:lang w:val="pt_PT" w:bidi="pt_PT"/>
         </w:rPr>
         <w:t xml:space="preserve">). Dentro dos sermões e visões de Zacarias, há palavras especificamente dirigidas ao governador Zorobabel, ao sumo sacerdote Jesua e ao restante dos sacerdotes (veja </w:t>
       </w:r>
-      <w:hyperlink r:id="rId41">
-        <w:r>
-          <w:rPr>
-            <w:lang w:val="pt_PT" w:bidi="pt_PT"/>
-          </w:rPr>
-          <w:rPr>
-            <w:color w:val="0000EE"/>
-            <w:u w:val="single"/>
-          </w:rPr>
-          <w:t>3.8–9</w:t>
-        </w:r>
-      </w:hyperlink>
+      <w:r>
+        <w:rPr>
+          <w:lang w:val="pt_PT" w:bidi="pt_PT"/>
+        </w:rPr>
+        <w:t>3.8–9</w:t>
+      </w:r>
       <w:r>
         <w:rPr>
           <w:lang w:val="pt_PT" w:bidi="pt_PT"/>
         </w:rPr>
         <w:t xml:space="preserve">; </w:t>
       </w:r>
-      <w:hyperlink r:id="rId42">
-        <w:r>
-          <w:rPr>
-            <w:lang w:val="pt_PT" w:bidi="pt_PT"/>
-          </w:rPr>
-          <w:rPr>
-            <w:color w:val="0000EE"/>
-            <w:u w:val="single"/>
-          </w:rPr>
-          <w:t>4.6–7</w:t>
-        </w:r>
-      </w:hyperlink>
+      <w:r>
+        <w:rPr>
+          <w:lang w:val="pt_PT" w:bidi="pt_PT"/>
+        </w:rPr>
+        <w:t>4.6–7</w:t>
+      </w:r>
       <w:r>
         <w:rPr>
           <w:lang w:val="pt_PT" w:bidi="pt_PT"/>
         </w:rPr>
         <w:t xml:space="preserve">; </w:t>
       </w:r>
-      <w:hyperlink r:id="rId43">
-        <w:r>
-          <w:rPr>
-            <w:lang w:val="pt_PT" w:bidi="pt_PT"/>
-          </w:rPr>
-          <w:rPr>
-            <w:color w:val="0000EE"/>
-            <w:u w:val="single"/>
-          </w:rPr>
-          <w:t>7.4–7</w:t>
-        </w:r>
-      </w:hyperlink>
+      <w:r>
+        <w:rPr>
+          <w:lang w:val="pt_PT" w:bidi="pt_PT"/>
+        </w:rPr>
+        <w:t>7.4–7</w:t>
+      </w:r>
       <w:r>
         <w:rPr>
           <w:lang w:val="pt_PT" w:bidi="pt_PT"/>
@@ -1011,18 +825,12 @@
         </w:rPr>
         <w:t xml:space="preserve">Além disso, Zacarias contém elementos da literatura apocalíptica. Este gênero de escrita interpreta eventos atuais e prevê eventos futuros por meio de linguagem simbólica, cifras e códigos. Tal escrita é frequentemente apresentada na forma de visões que são explicadas por um mediador angelical (veja </w:t>
       </w:r>
-      <w:hyperlink r:id="rId44">
-        <w:r>
-          <w:rPr>
-            <w:lang w:val="pt_PT" w:bidi="pt_PT"/>
-          </w:rPr>
-          <w:rPr>
-            <w:color w:val="0000EE"/>
-            <w:u w:val="single"/>
-          </w:rPr>
-          <w:t>1.9</w:t>
-        </w:r>
-      </w:hyperlink>
+      <w:r>
+        <w:rPr>
+          <w:lang w:val="pt_PT" w:bidi="pt_PT"/>
+        </w:rPr>
+        <w:t>1.9</w:t>
+      </w:r>
       <w:r>
         <w:rPr>
           <w:lang w:val="pt_PT" w:bidi="pt_PT"/>
@@ -1068,90 +876,60 @@
         </w:rPr>
         <w:t>O livro de Zacarias chama ao arrependimento, renovação espiritual e retorno ao relacionamento correto com Deus (</w:t>
       </w:r>
-      <w:hyperlink r:id="rId45">
-        <w:r>
-          <w:rPr>
-            <w:lang w:val="pt_PT" w:bidi="pt_PT"/>
-          </w:rPr>
-          <w:rPr>
-            <w:color w:val="0000EE"/>
-            <w:u w:val="single"/>
-          </w:rPr>
-          <w:t>1.1–6</w:t>
-        </w:r>
-      </w:hyperlink>
+      <w:r>
+        <w:rPr>
+          <w:lang w:val="pt_PT" w:bidi="pt_PT"/>
+        </w:rPr>
+        <w:t>1.1–6</w:t>
+      </w:r>
       <w:r>
         <w:rPr>
           <w:lang w:val="pt_PT" w:bidi="pt_PT"/>
         </w:rPr>
         <w:t>). O dever de Zacarias era confortar e fortalecer um pequeno e desanimado remanescente do povo de Deus (</w:t>
       </w:r>
-      <w:hyperlink r:id="rId46">
-        <w:r>
-          <w:rPr>
-            <w:lang w:val="pt_PT" w:bidi="pt_PT"/>
-          </w:rPr>
-          <w:rPr>
-            <w:color w:val="0000EE"/>
-            <w:u w:val="single"/>
-          </w:rPr>
-          <w:t>1.13</w:t>
-        </w:r>
-      </w:hyperlink>
+      <w:r>
+        <w:rPr>
+          <w:lang w:val="pt_PT" w:bidi="pt_PT"/>
+        </w:rPr>
+        <w:t>1.13</w:t>
+      </w:r>
       <w:r>
         <w:rPr>
           <w:lang w:val="pt_PT" w:bidi="pt_PT"/>
         </w:rPr>
         <w:t xml:space="preserve">; </w:t>
       </w:r>
-      <w:hyperlink r:id="rId47">
-        <w:r>
-          <w:rPr>
-            <w:lang w:val="pt_PT" w:bidi="pt_PT"/>
-          </w:rPr>
-          <w:rPr>
-            <w:color w:val="0000EE"/>
-            <w:u w:val="single"/>
-          </w:rPr>
-          <w:t>8.6–15</w:t>
-        </w:r>
-      </w:hyperlink>
+      <w:r>
+        <w:rPr>
+          <w:lang w:val="pt_PT" w:bidi="pt_PT"/>
+        </w:rPr>
+        <w:t>8.6–15</w:t>
+      </w:r>
       <w:r>
         <w:rPr>
           <w:lang w:val="pt_PT" w:bidi="pt_PT"/>
         </w:rPr>
         <w:t>). Zacarias também reforçou o chamado de Ageu para reconstruir o Templo de Jerusalém (</w:t>
       </w:r>
-      <w:hyperlink r:id="rId48">
-        <w:r>
-          <w:rPr>
-            <w:lang w:val="pt_PT" w:bidi="pt_PT"/>
-          </w:rPr>
-          <w:rPr>
-            <w:color w:val="0000EE"/>
-            <w:u w:val="single"/>
-          </w:rPr>
-          <w:t>8.9</w:t>
-        </w:r>
-      </w:hyperlink>
+      <w:r>
+        <w:rPr>
+          <w:lang w:val="pt_PT" w:bidi="pt_PT"/>
+        </w:rPr>
+        <w:t>8.9</w:t>
+      </w:r>
       <w:r>
         <w:rPr>
           <w:lang w:val="pt_PT" w:bidi="pt_PT"/>
         </w:rPr>
         <w:t>,</w:t>
       </w:r>
-      <w:hyperlink r:id="rId24">
-        <w:r>
-          <w:rPr>
-            <w:lang w:val="pt_PT" w:bidi="pt_PT"/>
-          </w:rPr>
-          <w:rPr>
-            <w:color w:val="0000EE"/>
-            <w:u w:val="single"/>
-          </w:rPr>
-          <w:t>13</w:t>
-        </w:r>
-      </w:hyperlink>
+      <w:r>
+        <w:rPr>
+          <w:lang w:val="pt_PT" w:bidi="pt_PT"/>
+        </w:rPr>
+        <w:t>13</w:t>
+      </w:r>
       <w:r>
         <w:rPr>
           <w:lang w:val="pt_PT" w:bidi="pt_PT"/>
@@ -1172,54 +950,36 @@
         </w:rPr>
         <w:t>As mensagens de Zacarias vieram a ele como visões do futuro que prometiam paz a Israel, julgamento das nações, restauração de Jerusalém, governo responsável pela liderança designada por Deus e retidão entre o povo de Deus (</w:t>
       </w:r>
-      <w:hyperlink r:id="rId49">
-        <w:r>
-          <w:rPr>
-            <w:lang w:val="pt_PT" w:bidi="pt_PT"/>
-          </w:rPr>
-          <w:rPr>
-            <w:color w:val="0000EE"/>
-            <w:u w:val="single"/>
-          </w:rPr>
-          <w:t>1.7–6.15</w:t>
-        </w:r>
-      </w:hyperlink>
+      <w:r>
+        <w:rPr>
+          <w:lang w:val="pt_PT" w:bidi="pt_PT"/>
+        </w:rPr>
+        <w:t>1.7–6.15</w:t>
+      </w:r>
       <w:r>
         <w:rPr>
           <w:lang w:val="pt_PT" w:bidi="pt_PT"/>
         </w:rPr>
         <w:t>). Zacarias enfatizou que a justiça social era a resposta correta de Israel a Deus (</w:t>
       </w:r>
-      <w:hyperlink r:id="rId25">
-        <w:r>
-          <w:rPr>
-            <w:lang w:val="pt_PT" w:bidi="pt_PT"/>
-          </w:rPr>
-          <w:rPr>
-            <w:color w:val="0000EE"/>
-            <w:u w:val="single"/>
-          </w:rPr>
-          <w:t>7.8–12</w:t>
-        </w:r>
-      </w:hyperlink>
+      <w:r>
+        <w:rPr>
+          <w:lang w:val="pt_PT" w:bidi="pt_PT"/>
+        </w:rPr>
+        <w:t>7.8–12</w:t>
+      </w:r>
       <w:r>
         <w:rPr>
           <w:lang w:val="pt_PT" w:bidi="pt_PT"/>
         </w:rPr>
         <w:t xml:space="preserve">; </w:t>
       </w:r>
-      <w:hyperlink r:id="rId26">
-        <w:r>
-          <w:rPr>
-            <w:lang w:val="pt_PT" w:bidi="pt_PT"/>
-          </w:rPr>
-          <w:rPr>
-            <w:color w:val="0000EE"/>
-            <w:u w:val="single"/>
-          </w:rPr>
-          <w:t>8.14–17</w:t>
-        </w:r>
-      </w:hyperlink>
+      <w:r>
+        <w:rPr>
+          <w:lang w:val="pt_PT" w:bidi="pt_PT"/>
+        </w:rPr>
+        <w:t>8.14–17</w:t>
+      </w:r>
       <w:r>
         <w:rPr>
           <w:lang w:val="pt_PT" w:bidi="pt_PT"/>
@@ -1240,144 +1000,96 @@
         </w:rPr>
         <w:t>As duas últimas mensagens de Zacarias inspiram esperança em Deus ao focar na futura restauração de Israel (</w:t>
       </w:r>
-      <w:hyperlink r:id="rId37">
-        <w:r>
-          <w:rPr>
-            <w:lang w:val="pt_PT" w:bidi="pt_PT"/>
-          </w:rPr>
-          <w:rPr>
-            <w:color w:val="0000EE"/>
-            <w:u w:val="single"/>
-          </w:rPr>
-          <w:t>caps. 9–14</w:t>
-        </w:r>
-      </w:hyperlink>
+      <w:r>
+        <w:rPr>
+          <w:lang w:val="pt_PT" w:bidi="pt_PT"/>
+        </w:rPr>
+        <w:t>caps. 9–14</w:t>
+      </w:r>
       <w:r>
         <w:rPr>
           <w:lang w:val="pt_PT" w:bidi="pt_PT"/>
         </w:rPr>
         <w:t>). O profeta prevê o retorno do Senhor ao seu Templo (</w:t>
       </w:r>
-      <w:hyperlink r:id="rId50">
-        <w:r>
-          <w:rPr>
-            <w:lang w:val="pt_PT" w:bidi="pt_PT"/>
-          </w:rPr>
-          <w:rPr>
-            <w:color w:val="0000EE"/>
-            <w:u w:val="single"/>
-          </w:rPr>
-          <w:t>9.8–10</w:t>
-        </w:r>
-      </w:hyperlink>
+      <w:r>
+        <w:rPr>
+          <w:lang w:val="pt_PT" w:bidi="pt_PT"/>
+        </w:rPr>
+        <w:t>9.8–10</w:t>
+      </w:r>
       <w:r>
         <w:rPr>
           <w:lang w:val="pt_PT" w:bidi="pt_PT"/>
         </w:rPr>
         <w:t>), o resgate de Israel de seus inimigos (</w:t>
       </w:r>
-      <w:hyperlink r:id="rId51">
-        <w:r>
-          <w:rPr>
-            <w:lang w:val="pt_PT" w:bidi="pt_PT"/>
-          </w:rPr>
-          <w:rPr>
-            <w:color w:val="0000EE"/>
-            <w:u w:val="single"/>
-          </w:rPr>
-          <w:t>12.1–14</w:t>
-        </w:r>
-      </w:hyperlink>
+      <w:r>
+        <w:rPr>
+          <w:lang w:val="pt_PT" w:bidi="pt_PT"/>
+        </w:rPr>
+        <w:t>12.1–14</w:t>
+      </w:r>
       <w:r>
         <w:rPr>
           <w:lang w:val="pt_PT" w:bidi="pt_PT"/>
         </w:rPr>
         <w:t>) e o estabelecimento do Reino de Deus em Jerusalém (</w:t>
       </w:r>
-      <w:hyperlink r:id="rId52">
-        <w:r>
-          <w:rPr>
-            <w:lang w:val="pt_PT" w:bidi="pt_PT"/>
-          </w:rPr>
-          <w:rPr>
-            <w:color w:val="0000EE"/>
-            <w:u w:val="single"/>
-          </w:rPr>
-          <w:t>14.9–11</w:t>
-        </w:r>
-      </w:hyperlink>
+      <w:r>
+        <w:rPr>
+          <w:lang w:val="pt_PT" w:bidi="pt_PT"/>
+        </w:rPr>
+        <w:t>14.9–11</w:t>
+      </w:r>
       <w:r>
         <w:rPr>
           <w:lang w:val="pt_PT" w:bidi="pt_PT"/>
         </w:rPr>
         <w:t>). Zacarias também aponta para o Messias, que seria um pastor sofredor (</w:t>
       </w:r>
-      <w:hyperlink r:id="rId53">
-        <w:r>
-          <w:rPr>
-            <w:lang w:val="pt_PT" w:bidi="pt_PT"/>
-          </w:rPr>
-          <w:rPr>
-            <w:color w:val="0000EE"/>
-            <w:u w:val="single"/>
-          </w:rPr>
-          <w:t>13.7</w:t>
-        </w:r>
-      </w:hyperlink>
+      <w:r>
+        <w:rPr>
+          <w:lang w:val="pt_PT" w:bidi="pt_PT"/>
+        </w:rPr>
+        <w:t>13.7</w:t>
+      </w:r>
       <w:r>
         <w:rPr>
           <w:lang w:val="pt_PT" w:bidi="pt_PT"/>
         </w:rPr>
         <w:t>) e um rei justo (</w:t>
       </w:r>
-      <w:hyperlink r:id="rId54">
-        <w:r>
-          <w:rPr>
-            <w:lang w:val="pt_PT" w:bidi="pt_PT"/>
-          </w:rPr>
-          <w:rPr>
-            <w:color w:val="0000EE"/>
-            <w:u w:val="single"/>
-          </w:rPr>
-          <w:t>9.9</w:t>
-        </w:r>
-      </w:hyperlink>
+      <w:r>
+        <w:rPr>
+          <w:lang w:val="pt_PT" w:bidi="pt_PT"/>
+        </w:rPr>
+        <w:t>9.9</w:t>
+      </w:r>
       <w:r>
         <w:rPr>
           <w:lang w:val="pt_PT" w:bidi="pt_PT"/>
         </w:rPr>
         <w:t>), trazendo salvação para Israel e paz para as nações (</w:t>
       </w:r>
-      <w:hyperlink r:id="rId55">
-        <w:r>
-          <w:rPr>
-            <w:lang w:val="pt_PT" w:bidi="pt_PT"/>
-          </w:rPr>
-          <w:rPr>
-            <w:color w:val="0000EE"/>
-            <w:u w:val="single"/>
-          </w:rPr>
-          <w:t>9.10</w:t>
-        </w:r>
-      </w:hyperlink>
+      <w:r>
+        <w:rPr>
+          <w:lang w:val="pt_PT" w:bidi="pt_PT"/>
+        </w:rPr>
+        <w:t>9.10</w:t>
+      </w:r>
       <w:r>
         <w:rPr>
           <w:lang w:val="pt_PT" w:bidi="pt_PT"/>
         </w:rPr>
         <w:t>,</w:t>
       </w:r>
-      <w:hyperlink r:id="rId56">
-        <w:r>
-          <w:rPr>
-            <w:lang w:val="pt_PT" w:bidi="pt_PT"/>
-          </w:rPr>
-          <w:rPr>
-            <w:color w:val="0000EE"/>
-            <w:u w:val="single"/>
-          </w:rPr>
-          <w:t>16</w:t>
-        </w:r>
-      </w:hyperlink>
+      <w:r>
+        <w:rPr>
+          <w:lang w:val="pt_PT" w:bidi="pt_PT"/>
+        </w:rPr>
+        <w:t>16</w:t>
+      </w:r>
       <w:r>
         <w:rPr>
           <w:lang w:val="pt_PT" w:bidi="pt_PT"/>
